--- a/examples/prediction/doc/12-darima-regression.docx
+++ b/examples/prediction/doc/12-darima-regression.docx
@@ -555,7 +555,7 @@
               <a:graphicData uri="http://schemas.openxmlformats.org/drawingml/2006/picture">
                 <pic:pic>
                   <pic:nvPicPr>
-                    <pic:cNvPr descr="C:\Git\dal\tspredit\examples\prediction\doc\12-darima-regression_files/716a4d1e457f97618aa46ca41f6f38e17df76816.png" id="11" name="Picture"/>
+                    <pic:cNvPr descr="/home/gpca/tspredit/examples/prediction/doc/12-darima-regression_files/2311a3ccdefa9666c559bd154e42236a6cdf3fea.png" id="11" name="Picture"/>
                     <pic:cNvPicPr>
                       <a:picLocks noChangeArrowheads="1" noChangeAspect="1"/>
                     </pic:cNvPicPr>
@@ -1899,7 +1899,7 @@
               <a:graphicData uri="http://schemas.openxmlformats.org/drawingml/2006/picture">
                 <pic:pic>
                   <pic:nvPicPr>
-                    <pic:cNvPr descr="C:\Git\dal\tspredit\examples\prediction\doc\12-darima-regression_files/6ab71d77af2981cfbf6856f4e776584fde2fefae.png" id="14" name="Picture"/>
+                    <pic:cNvPr descr="/home/gpca/tspredit/examples/prediction/doc/12-darima-regression_files/8b80f3fc3183b1a78886824c696a4340bdb89e34.png" id="14" name="Picture"/>
                     <pic:cNvPicPr>
                       <a:picLocks noChangeArrowheads="1" noChangeAspect="1"/>
                     </pic:cNvPicPr>
